--- a/Assets/SoftwareEngineer.docx
+++ b/Assets/SoftwareEngineer.docx
@@ -1,6 +1,6 @@
 
 <file path=word/document.xml><?xml version="1.0" encoding="utf-8"?>
-<w:document xmlns:wpc="http://schemas.microsoft.com/office/word/2010/wordprocessingCanvas" xmlns:cx="http://schemas.microsoft.com/office/drawing/2014/chartex" xmlns:cx1="http://schemas.microsoft.com/office/drawing/2015/9/8/chartex" xmlns:cx2="http://schemas.microsoft.com/office/drawing/2015/10/21/chartex" xmlns:cx3="http://schemas.microsoft.com/office/drawing/2016/5/9/chartex" xmlns:cx4="http://schemas.microsoft.com/office/drawing/2016/5/10/chartex" xmlns:cx5="http://schemas.microsoft.com/office/drawing/2016/5/11/chartex" xmlns:cx6="http://schemas.microsoft.com/office/drawing/2016/5/12/chartex" xmlns:cx7="http://schemas.microsoft.com/office/drawing/2016/5/13/chartex" xmlns:cx8="http://schemas.microsoft.com/office/drawing/2016/5/14/chartex" xmlns:mc="http://schemas.openxmlformats.org/markup-compatibility/2006" xmlns:aink="http://schemas.microsoft.com/office/drawing/2016/ink" xmlns:am3d="http://schemas.microsoft.com/office/drawing/2017/model3d" xmlns:o="urn:schemas-microsoft-com:office:office" xmlns:oel="http://schemas.microsoft.com/office/2019/extlst" xmlns:r="http://schemas.openxmlformats.org/officeDocument/2006/relationships" xmlns:m="http://schemas.openxmlformats.org/officeDocument/2006/math" xmlns:v="urn:schemas-microsoft-com:vml" xmlns:wp14="http://schemas.microsoft.com/office/word/2010/wordprocessingDrawing" xmlns:wp="http://schemas.openxmlformats.org/drawingml/2006/wordprocessingDrawing" xmlns:w10="urn:schemas-microsoft-com:office:word" xmlns:w="http://schemas.openxmlformats.org/wordprocessingml/2006/main" xmlns:w14="http://schemas.microsoft.com/office/word/2010/wordml" xmlns:w15="http://schemas.microsoft.com/office/word/2012/wordml" xmlns:w16cex="http://schemas.microsoft.com/office/word/2018/wordml/cex" xmlns:w16cid="http://schemas.microsoft.com/office/word/2016/wordml/cid" xmlns:w16="http://schemas.microsoft.com/office/word/2018/wordml" xmlns:w16du="http://schemas.microsoft.com/office/word/2023/wordml/word16du" xmlns:w16sdtdh="http://schemas.microsoft.com/office/word/2020/wordml/sdtdatahash" xmlns:w16se="http://schemas.microsoft.com/office/word/2015/wordml/symex" xmlns:wpg="http://schemas.microsoft.com/office/word/2010/wordprocessingGroup" xmlns:wpi="http://schemas.microsoft.com/office/word/2010/wordprocessingInk" xmlns:wne="http://schemas.microsoft.com/office/word/2006/wordml" xmlns:wps="http://schemas.microsoft.com/office/word/2010/wordprocessingShape" mc:Ignorable="w14 w15 w16se w16cid w16 w16cex w16sdtdh w16du wp14">
+<w:document xmlns:wpc="http://schemas.microsoft.com/office/word/2010/wordprocessingCanvas" xmlns:cx="http://schemas.microsoft.com/office/drawing/2014/chartex" xmlns:cx1="http://schemas.microsoft.com/office/drawing/2015/9/8/chartex" xmlns:cx2="http://schemas.microsoft.com/office/drawing/2015/10/21/chartex" xmlns:cx3="http://schemas.microsoft.com/office/drawing/2016/5/9/chartex" xmlns:cx4="http://schemas.microsoft.com/office/drawing/2016/5/10/chartex" xmlns:cx5="http://schemas.microsoft.com/office/drawing/2016/5/11/chartex" xmlns:cx6="http://schemas.microsoft.com/office/drawing/2016/5/12/chartex" xmlns:cx7="http://schemas.microsoft.com/office/drawing/2016/5/13/chartex" xmlns:cx8="http://schemas.microsoft.com/office/drawing/2016/5/14/chartex" xmlns:mc="http://schemas.openxmlformats.org/markup-compatibility/2006" xmlns:aink="http://schemas.microsoft.com/office/drawing/2016/ink" xmlns:am3d="http://schemas.microsoft.com/office/drawing/2017/model3d" xmlns:o="urn:schemas-microsoft-com:office:office" xmlns:oel="http://schemas.microsoft.com/office/2019/extlst" xmlns:r="http://schemas.openxmlformats.org/officeDocument/2006/relationships" xmlns:m="http://schemas.openxmlformats.org/officeDocument/2006/math" xmlns:v="urn:schemas-microsoft-com:vml" xmlns:wp14="http://schemas.microsoft.com/office/word/2010/wordprocessingDrawing" xmlns:wp="http://schemas.openxmlformats.org/drawingml/2006/wordprocessingDrawing" xmlns:w10="urn:schemas-microsoft-com:office:word" xmlns:w="http://schemas.openxmlformats.org/wordprocessingml/2006/main" xmlns:w14="http://schemas.microsoft.com/office/word/2010/wordml" xmlns:w15="http://schemas.microsoft.com/office/word/2012/wordml" xmlns:w16cex="http://schemas.microsoft.com/office/word/2018/wordml/cex" xmlns:w16cid="http://schemas.microsoft.com/office/word/2016/wordml/cid" xmlns:w16="http://schemas.microsoft.com/office/word/2018/wordml" xmlns:w16du="http://schemas.microsoft.com/office/word/2023/wordml/word16du" xmlns:w16sdtdh="http://schemas.microsoft.com/office/word/2020/wordml/sdtdatahash" xmlns:w16sdtfl="http://schemas.microsoft.com/office/word/2024/wordml/sdtformatlock" xmlns:w16se="http://schemas.microsoft.com/office/word/2015/wordml/symex" xmlns:wpg="http://schemas.microsoft.com/office/word/2010/wordprocessingGroup" xmlns:wpi="http://schemas.microsoft.com/office/word/2010/wordprocessingInk" xmlns:wne="http://schemas.microsoft.com/office/word/2006/wordml" xmlns:wps="http://schemas.microsoft.com/office/word/2010/wordprocessingShape" mc:Ignorable="w14 w15 w16se w16cid w16 w16cex w16sdtdh w16sdtfl w16du wp14">
   <w:body>
     <w:p>
       <w:pPr>
@@ -75,7 +75,7 @@
             <w:bdr w:val="none" w:sz="0" w:space="0" w:color="auto" w:frame="1"/>
             <w:shd w:val="clear" w:color="auto" w:fill="FFFFFF"/>
           </w:rPr>
-          <w:t>www.linkedin.com/in/ezekiel-craig</w:t>
+          <w:t>LinkedIn</w:t>
         </w:r>
       </w:hyperlink>
       <w:r>
@@ -108,12 +108,9 @@
           <w:rPr>
             <w:rStyle w:val="Hyperlink"/>
           </w:rPr>
-          <w:t>https://ecrai30.github.io/Portfolio/</w:t>
+          <w:t>Portfolio</w:t>
         </w:r>
       </w:hyperlink>
-      <w:r>
-        <w:t xml:space="preserve"> </w:t>
-      </w:r>
     </w:p>
     <w:p>
       <w:r>
@@ -238,87 +235,43 @@
           <w:sz w:val="22"/>
           <w:szCs w:val="22"/>
         </w:rPr>
-        <w:t>Experienced IT professional with a solid 6-year background, adept at leveraging programming prowess and providing top-notch customer service</w:t>
-      </w:r>
+        <w:t xml:space="preserve">Experienced IT professional with 7 years of hands-on experience, now focused on front-end development. </w:t>
+      </w:r>
+      <w:proofErr w:type="gramStart"/>
       <w:r>
         <w:rPr>
           <w:rFonts w:eastAsiaTheme="minorHAnsi"/>
           <w:sz w:val="22"/>
           <w:szCs w:val="22"/>
         </w:rPr>
-        <w:t xml:space="preserve">. </w:t>
-      </w:r>
+        <w:t>Skilled</w:t>
+      </w:r>
+      <w:proofErr w:type="gramEnd"/>
       <w:r>
         <w:rPr>
           <w:rFonts w:eastAsiaTheme="minorHAnsi"/>
           <w:sz w:val="22"/>
           <w:szCs w:val="22"/>
         </w:rPr>
-        <w:t>Seeking a challenging role as a Software Engineer to utilize technical expertise and contribute to innovative projects.</w:t>
-      </w:r>
+        <w:t xml:space="preserve"> in HTML, CSS, JavaScript, Angular, and building responsive, user-friendly interfaces. </w:t>
+      </w:r>
+      <w:proofErr w:type="gramStart"/>
       <w:r>
         <w:rPr>
           <w:rFonts w:eastAsiaTheme="minorHAnsi"/>
           <w:sz w:val="22"/>
           <w:szCs w:val="22"/>
         </w:rPr>
-        <w:t xml:space="preserve"> </w:t>
-      </w:r>
+        <w:t>Known</w:t>
+      </w:r>
+      <w:proofErr w:type="gramEnd"/>
       <w:r>
         <w:rPr>
           <w:rFonts w:eastAsiaTheme="minorHAnsi"/>
           <w:sz w:val="22"/>
           <w:szCs w:val="22"/>
         </w:rPr>
-        <w:t xml:space="preserve">Proficient in Java, Angular, </w:t>
-      </w:r>
-      <w:r>
-        <w:rPr>
-          <w:rFonts w:eastAsiaTheme="minorHAnsi"/>
-          <w:sz w:val="22"/>
-          <w:szCs w:val="22"/>
-        </w:rPr>
-        <w:t xml:space="preserve">Node.js, </w:t>
-      </w:r>
-      <w:r>
-        <w:rPr>
-          <w:rFonts w:eastAsiaTheme="minorHAnsi"/>
-          <w:sz w:val="22"/>
-          <w:szCs w:val="22"/>
-        </w:rPr>
-        <w:t>Spring</w:t>
-      </w:r>
-      <w:r>
-        <w:rPr>
-          <w:rFonts w:eastAsiaTheme="minorHAnsi"/>
-          <w:sz w:val="22"/>
-          <w:szCs w:val="22"/>
-        </w:rPr>
-        <w:t xml:space="preserve"> Boot</w:t>
-      </w:r>
-      <w:r>
-        <w:rPr>
-          <w:rFonts w:eastAsiaTheme="minorHAnsi"/>
-          <w:sz w:val="22"/>
-          <w:szCs w:val="22"/>
-        </w:rPr>
-        <w:t>, HTML,</w:t>
-      </w:r>
-      <w:r>
-        <w:rPr>
-          <w:rFonts w:eastAsiaTheme="minorHAnsi"/>
-          <w:sz w:val="22"/>
-          <w:szCs w:val="22"/>
-        </w:rPr>
-        <w:t xml:space="preserve"> </w:t>
-      </w:r>
-      <w:r>
-        <w:rPr>
-          <w:rFonts w:eastAsiaTheme="minorHAnsi"/>
-          <w:sz w:val="22"/>
-          <w:szCs w:val="22"/>
-        </w:rPr>
-        <w:t>CSS, JavaScript, adept at problem-solving and passionate about creating efficient, scalable, and high-quality code.</w:t>
+        <w:t xml:space="preserve"> for problem-solving, attention to detail, and a passion for crafting seamless user experiences. Seeking a Front-End Developer role to apply my technical expertise and contribute to engaging, high-quality web applications.</w:t>
       </w:r>
     </w:p>
     <w:p>
@@ -591,7 +544,7 @@
           <w:sz w:val="22"/>
           <w:szCs w:val="22"/>
         </w:rPr>
-        <w:t>Software:</w:t>
+        <w:t>Tools</w:t>
       </w:r>
       <w:r>
         <w:rPr>
@@ -599,6 +552,14 @@
           <w:sz w:val="22"/>
           <w:szCs w:val="22"/>
         </w:rPr>
+        <w:t>:</w:t>
+      </w:r>
+      <w:r>
+        <w:rPr>
+          <w:b/>
+          <w:sz w:val="22"/>
+          <w:szCs w:val="22"/>
+        </w:rPr>
         <w:t xml:space="preserve"> </w:t>
       </w:r>
       <w:r>
@@ -627,7 +588,14 @@
           <w:sz w:val="22"/>
           <w:szCs w:val="22"/>
         </w:rPr>
-        <w:t>, Canva</w:t>
+        <w:t xml:space="preserve">, </w:t>
+      </w:r>
+      <w:r>
+        <w:rPr>
+          <w:sz w:val="22"/>
+          <w:szCs w:val="22"/>
+        </w:rPr>
+        <w:t>Canva, Figma</w:t>
       </w:r>
     </w:p>
     <w:p>
@@ -646,15 +614,25 @@
           <w:sz w:val="22"/>
           <w:szCs w:val="22"/>
         </w:rPr>
-        <w:t>Version</w:t>
-      </w:r>
-      <w:r>
-        <w:rPr>
-          <w:sz w:val="22"/>
-          <w:szCs w:val="22"/>
-        </w:rPr>
-        <w:t xml:space="preserve"> </w:t>
-      </w:r>
+        <w:t>Mobile Development:</w:t>
+      </w:r>
+      <w:r>
+        <w:rPr>
+          <w:sz w:val="22"/>
+          <w:szCs w:val="22"/>
+        </w:rPr>
+        <w:t xml:space="preserve"> Android Studio</w:t>
+      </w:r>
+    </w:p>
+    <w:p>
+      <w:pPr>
+        <w:pStyle w:val="ListParagraph"/>
+        <w:ind w:left="0"/>
+        <w:rPr>
+          <w:sz w:val="22"/>
+          <w:szCs w:val="22"/>
+        </w:rPr>
+      </w:pPr>
       <w:r>
         <w:rPr>
           <w:b/>
@@ -662,25 +640,15 @@
           <w:sz w:val="22"/>
           <w:szCs w:val="22"/>
         </w:rPr>
-        <w:t>Control:</w:t>
-      </w:r>
-      <w:r>
-        <w:rPr>
-          <w:sz w:val="22"/>
-          <w:szCs w:val="22"/>
-        </w:rPr>
-        <w:t xml:space="preserve"> Git</w:t>
-      </w:r>
-    </w:p>
-    <w:p>
-      <w:pPr>
-        <w:pStyle w:val="ListParagraph"/>
-        <w:ind w:left="0"/>
-        <w:rPr>
-          <w:sz w:val="22"/>
-          <w:szCs w:val="22"/>
-        </w:rPr>
-      </w:pPr>
+        <w:t>Version</w:t>
+      </w:r>
+      <w:r>
+        <w:rPr>
+          <w:sz w:val="22"/>
+          <w:szCs w:val="22"/>
+        </w:rPr>
+        <w:t xml:space="preserve"> </w:t>
+      </w:r>
       <w:r>
         <w:rPr>
           <w:b/>
@@ -688,28 +656,14 @@
           <w:sz w:val="22"/>
           <w:szCs w:val="22"/>
         </w:rPr>
-        <w:t xml:space="preserve">Testing: </w:t>
-      </w:r>
-      <w:r>
-        <w:rPr>
-          <w:sz w:val="22"/>
-          <w:szCs w:val="22"/>
-        </w:rPr>
-        <w:t>J</w:t>
-      </w:r>
-      <w:r>
-        <w:rPr>
-          <w:sz w:val="22"/>
-          <w:szCs w:val="22"/>
-        </w:rPr>
-        <w:t>u</w:t>
-      </w:r>
-      <w:r>
-        <w:rPr>
-          <w:sz w:val="22"/>
-          <w:szCs w:val="22"/>
-        </w:rPr>
-        <w:t>nit</w:t>
+        <w:t>Control:</w:t>
+      </w:r>
+      <w:r>
+        <w:rPr>
+          <w:sz w:val="22"/>
+          <w:szCs w:val="22"/>
+        </w:rPr>
+        <w:t xml:space="preserve"> Git</w:t>
       </w:r>
     </w:p>
     <w:p>
@@ -728,6 +682,43 @@
           <w:docGrid w:linePitch="272"/>
         </w:sectPr>
       </w:pPr>
+      <w:r>
+        <w:rPr>
+          <w:b/>
+          <w:bCs/>
+          <w:sz w:val="22"/>
+          <w:szCs w:val="22"/>
+        </w:rPr>
+        <w:t xml:space="preserve">Testing: </w:t>
+      </w:r>
+      <w:r>
+        <w:rPr>
+          <w:sz w:val="22"/>
+          <w:szCs w:val="22"/>
+        </w:rPr>
+        <w:t>J</w:t>
+      </w:r>
+      <w:r>
+        <w:rPr>
+          <w:sz w:val="22"/>
+          <w:szCs w:val="22"/>
+        </w:rPr>
+        <w:t>u</w:t>
+      </w:r>
+      <w:r>
+        <w:rPr>
+          <w:sz w:val="22"/>
+          <w:szCs w:val="22"/>
+        </w:rPr>
+        <w:t>nit</w:t>
+      </w:r>
+      <w:r>
+        <w:rPr>
+          <w:sz w:val="22"/>
+          <w:szCs w:val="22"/>
+        </w:rPr>
+        <w:t>, Unit Testing</w:t>
+      </w:r>
     </w:p>
     <w:p>
       <w:pPr>
@@ -812,7 +803,23 @@
           <w:sz w:val="22"/>
           <w:szCs w:val="22"/>
         </w:rPr>
-        <w:t>This project involves developing a comprehensive inventory management system for Rhythm Forge, a small business. Using Java Spring Boot, the system provides a seamless experience for managing and purchasing equipment</w:t>
+        <w:t xml:space="preserve">This project involves developing a comprehensive inventory management system for Rhythm Forge, a small business. Using Java Spring Boot, the system provides </w:t>
+      </w:r>
+      <w:proofErr w:type="gramStart"/>
+      <w:r>
+        <w:rPr>
+          <w:sz w:val="22"/>
+          <w:szCs w:val="22"/>
+        </w:rPr>
+        <w:t>a seamless</w:t>
+      </w:r>
+      <w:proofErr w:type="gramEnd"/>
+      <w:r>
+        <w:rPr>
+          <w:sz w:val="22"/>
+          <w:szCs w:val="22"/>
+        </w:rPr>
+        <w:t xml:space="preserve"> experience for managing and purchasing equipment</w:t>
       </w:r>
       <w:r>
         <w:rPr>
@@ -834,12 +841,21 @@
           <w:szCs w:val="22"/>
         </w:rPr>
       </w:pPr>
-      <w:r>
-        <w:rPr>
-          <w:sz w:val="22"/>
-          <w:szCs w:val="22"/>
-        </w:rPr>
-        <w:t xml:space="preserve">VacayVibe </w:t>
+      <w:proofErr w:type="spellStart"/>
+      <w:r>
+        <w:rPr>
+          <w:sz w:val="22"/>
+          <w:szCs w:val="22"/>
+        </w:rPr>
+        <w:t>VacayVibe</w:t>
+      </w:r>
+      <w:proofErr w:type="spellEnd"/>
+      <w:r>
+        <w:rPr>
+          <w:sz w:val="22"/>
+          <w:szCs w:val="22"/>
+        </w:rPr>
+        <w:t xml:space="preserve"> </w:t>
       </w:r>
       <w:r>
         <w:rPr>
@@ -876,12 +892,85 @@
         </w:rPr>
         <w:br/>
       </w:r>
-      <w:r>
-        <w:rPr>
-          <w:sz w:val="22"/>
-          <w:szCs w:val="22"/>
-        </w:rPr>
-        <w:t>VacayVibe is a vacation scheduler app that allows a user to maintain vacations. The app includes the following features: adding, deleting, and updating vacation details (vacation name, hotel, start and end date, excursions), adding, delete, and update excursion details (excursion name and date), sharing feature that allows user to share via email or text, alerts, and notifications for start and end of vacation.</w:t>
+      <w:proofErr w:type="spellStart"/>
+      <w:r>
+        <w:rPr>
+          <w:sz w:val="22"/>
+          <w:szCs w:val="22"/>
+        </w:rPr>
+        <w:t>VacayVibe</w:t>
+      </w:r>
+      <w:proofErr w:type="spellEnd"/>
+      <w:r>
+        <w:rPr>
+          <w:sz w:val="22"/>
+          <w:szCs w:val="22"/>
+        </w:rPr>
+        <w:t xml:space="preserve"> is a vacation scheduler app that allows a user to maintain vacations. The app includes the following features: adding, deleting, and updating vacation details (vacation name, hotel, start and end date, excursions), adding, </w:t>
+      </w:r>
+      <w:proofErr w:type="gramStart"/>
+      <w:r>
+        <w:rPr>
+          <w:sz w:val="22"/>
+          <w:szCs w:val="22"/>
+        </w:rPr>
+        <w:t>delete</w:t>
+      </w:r>
+      <w:proofErr w:type="gramEnd"/>
+      <w:r>
+        <w:rPr>
+          <w:sz w:val="22"/>
+          <w:szCs w:val="22"/>
+        </w:rPr>
+        <w:t xml:space="preserve">, and </w:t>
+      </w:r>
+      <w:proofErr w:type="gramStart"/>
+      <w:r>
+        <w:rPr>
+          <w:sz w:val="22"/>
+          <w:szCs w:val="22"/>
+        </w:rPr>
+        <w:t>update</w:t>
+      </w:r>
+      <w:proofErr w:type="gramEnd"/>
+      <w:r>
+        <w:rPr>
+          <w:sz w:val="22"/>
+          <w:szCs w:val="22"/>
+        </w:rPr>
+        <w:t xml:space="preserve"> excursion details (excursion name and date), sharing </w:t>
+      </w:r>
+      <w:proofErr w:type="gramStart"/>
+      <w:r>
+        <w:rPr>
+          <w:sz w:val="22"/>
+          <w:szCs w:val="22"/>
+        </w:rPr>
+        <w:t>feature</w:t>
+      </w:r>
+      <w:proofErr w:type="gramEnd"/>
+      <w:r>
+        <w:rPr>
+          <w:sz w:val="22"/>
+          <w:szCs w:val="22"/>
+        </w:rPr>
+        <w:t xml:space="preserve"> that </w:t>
+      </w:r>
+      <w:proofErr w:type="gramStart"/>
+      <w:r>
+        <w:rPr>
+          <w:sz w:val="22"/>
+          <w:szCs w:val="22"/>
+        </w:rPr>
+        <w:t>allows</w:t>
+      </w:r>
+      <w:proofErr w:type="gramEnd"/>
+      <w:r>
+        <w:rPr>
+          <w:sz w:val="22"/>
+          <w:szCs w:val="22"/>
+        </w:rPr>
+        <w:t xml:space="preserve"> user to share via email or text, alerts, and notifications for start and end of vacation.</w:t>
       </w:r>
     </w:p>
     <w:p>
@@ -1194,7 +1283,25 @@
           <w:sz w:val="22"/>
           <w:szCs w:val="22"/>
         </w:rPr>
-        <w:t xml:space="preserve">Certified Associate in Project Management </w:t>
+        <w:t xml:space="preserve">Certified </w:t>
+      </w:r>
+      <w:proofErr w:type="gramStart"/>
+      <w:r>
+        <w:rPr>
+          <w:bCs/>
+          <w:sz w:val="22"/>
+          <w:szCs w:val="22"/>
+        </w:rPr>
+        <w:t>Associate in Project Management</w:t>
+      </w:r>
+      <w:proofErr w:type="gramEnd"/>
+      <w:r>
+        <w:rPr>
+          <w:bCs/>
+          <w:sz w:val="22"/>
+          <w:szCs w:val="22"/>
+        </w:rPr>
+        <w:t xml:space="preserve"> </w:t>
       </w:r>
     </w:p>
     <w:p>
@@ -1224,371 +1331,6 @@
         </w:rPr>
       </w:pPr>
     </w:p>
-    <w:p>
-      <w:pPr>
-        <w:pStyle w:val="Heading5"/>
-        <w:rPr>
-          <w:rFonts w:ascii="Times New Roman" w:hAnsi="Times New Roman"/>
-          <w:sz w:val="22"/>
-          <w:szCs w:val="22"/>
-          <w:u w:val="single"/>
-        </w:rPr>
-      </w:pPr>
-      <w:r>
-        <w:rPr>
-          <w:rFonts w:ascii="Times New Roman" w:hAnsi="Times New Roman"/>
-          <w:sz w:val="22"/>
-          <w:szCs w:val="22"/>
-          <w:u w:val="single"/>
-        </w:rPr>
-        <w:t>EDUCATION</w:t>
-      </w:r>
-    </w:p>
-    <w:p>
-      <w:r>
-        <w:rPr>
-          <w:b/>
-          <w:bCs/>
-          <w:sz w:val="22"/>
-          <w:szCs w:val="22"/>
-        </w:rPr>
-        <w:t>Bachelor</w:t>
-      </w:r>
-      <w:r>
-        <w:rPr>
-          <w:b/>
-          <w:bCs/>
-          <w:sz w:val="22"/>
-          <w:szCs w:val="22"/>
-        </w:rPr>
-        <w:t xml:space="preserve"> of Science in </w:t>
-      </w:r>
-      <w:r>
-        <w:rPr>
-          <w:b/>
-          <w:bCs/>
-          <w:sz w:val="22"/>
-          <w:szCs w:val="22"/>
-        </w:rPr>
-        <w:t>Software Engineering</w:t>
-      </w:r>
-      <w:r>
-        <w:rPr>
-          <w:b/>
-          <w:bCs/>
-          <w:sz w:val="22"/>
-          <w:szCs w:val="22"/>
-        </w:rPr>
-        <w:tab/>
-      </w:r>
-      <w:r>
-        <w:rPr>
-          <w:b/>
-          <w:bCs/>
-          <w:sz w:val="22"/>
-          <w:szCs w:val="22"/>
-        </w:rPr>
-        <w:tab/>
-      </w:r>
-      <w:r>
-        <w:rPr>
-          <w:b/>
-          <w:bCs/>
-          <w:sz w:val="22"/>
-          <w:szCs w:val="22"/>
-        </w:rPr>
-        <w:tab/>
-      </w:r>
-      <w:r>
-        <w:rPr>
-          <w:b/>
-          <w:bCs/>
-          <w:sz w:val="22"/>
-          <w:szCs w:val="22"/>
-        </w:rPr>
-        <w:tab/>
-      </w:r>
-      <w:r>
-        <w:rPr>
-          <w:b/>
-          <w:bCs/>
-          <w:sz w:val="22"/>
-          <w:szCs w:val="22"/>
-        </w:rPr>
-        <w:tab/>
-      </w:r>
-      <w:r>
-        <w:rPr>
-          <w:b/>
-          <w:bCs/>
-          <w:sz w:val="22"/>
-          <w:szCs w:val="22"/>
-        </w:rPr>
-        <w:tab/>
-      </w:r>
-      <w:r>
-        <w:rPr>
-          <w:b/>
-          <w:bCs/>
-          <w:sz w:val="22"/>
-          <w:szCs w:val="22"/>
-        </w:rPr>
-        <w:tab/>
-      </w:r>
-      <w:r>
-        <w:rPr>
-          <w:b/>
-          <w:bCs/>
-          <w:sz w:val="22"/>
-          <w:szCs w:val="22"/>
-        </w:rPr>
-        <w:t>Ju</w:t>
-      </w:r>
-      <w:r>
-        <w:rPr>
-          <w:b/>
-          <w:bCs/>
-          <w:sz w:val="22"/>
-          <w:szCs w:val="22"/>
-        </w:rPr>
-        <w:t>ly</w:t>
-      </w:r>
-      <w:r>
-        <w:rPr>
-          <w:b/>
-          <w:bCs/>
-          <w:sz w:val="22"/>
-          <w:szCs w:val="22"/>
-        </w:rPr>
-        <w:t xml:space="preserve"> 202</w:t>
-      </w:r>
-      <w:r>
-        <w:rPr>
-          <w:b/>
-          <w:bCs/>
-          <w:sz w:val="22"/>
-          <w:szCs w:val="22"/>
-        </w:rPr>
-        <w:t>4</w:t>
-      </w:r>
-    </w:p>
-    <w:p>
-      <w:pPr>
-        <w:pStyle w:val="Date"/>
-        <w:tabs>
-          <w:tab w:val="clear" w:pos="2160"/>
-          <w:tab w:val="left" w:pos="1800"/>
-          <w:tab w:val="right" w:pos="9360"/>
-        </w:tabs>
-        <w:spacing w:before="0"/>
-        <w:rPr>
-          <w:sz w:val="22"/>
-          <w:szCs w:val="22"/>
-        </w:rPr>
-      </w:pPr>
-      <w:r>
-        <w:rPr>
-          <w:sz w:val="22"/>
-          <w:szCs w:val="22"/>
-        </w:rPr>
-        <w:t>Western Governors University, Salt Lake City, UT</w:t>
-      </w:r>
-    </w:p>
-    <w:p>
-      <w:pPr>
-        <w:pStyle w:val="ListParagraph"/>
-        <w:numPr>
-          <w:ilvl w:val="0"/>
-          <w:numId w:val="39"/>
-        </w:numPr>
-        <w:rPr>
-          <w:sz w:val="22"/>
-          <w:szCs w:val="22"/>
-        </w:rPr>
-      </w:pPr>
-      <w:r>
-        <w:rPr>
-          <w:sz w:val="22"/>
-          <w:szCs w:val="22"/>
-        </w:rPr>
-        <w:t>Courses Included: Version Control, Data Structures and Algorithms, JavaScript/Angular Programing, Advanced Data Management, Java Fundamentals</w:t>
-      </w:r>
-      <w:r>
-        <w:rPr>
-          <w:sz w:val="22"/>
-          <w:szCs w:val="22"/>
-        </w:rPr>
-        <w:t xml:space="preserve">, </w:t>
-      </w:r>
-      <w:r>
-        <w:rPr>
-          <w:sz w:val="22"/>
-          <w:szCs w:val="22"/>
-        </w:rPr>
-        <w:t xml:space="preserve">Java Frameworks, </w:t>
-      </w:r>
-      <w:r>
-        <w:rPr>
-          <w:sz w:val="22"/>
-          <w:szCs w:val="22"/>
-        </w:rPr>
-        <w:t>Advanced Java, and</w:t>
-      </w:r>
-      <w:r>
-        <w:rPr>
-          <w:sz w:val="22"/>
-          <w:szCs w:val="22"/>
-        </w:rPr>
-        <w:t xml:space="preserve"> Front-End Development</w:t>
-      </w:r>
-    </w:p>
-    <w:p/>
-    <w:p>
-      <w:r>
-        <w:rPr>
-          <w:b/>
-          <w:bCs/>
-          <w:sz w:val="22"/>
-          <w:szCs w:val="22"/>
-        </w:rPr>
-        <w:t>Master of Science in Information Technology Management</w:t>
-      </w:r>
-      <w:r>
-        <w:rPr>
-          <w:b/>
-          <w:bCs/>
-          <w:sz w:val="22"/>
-          <w:szCs w:val="22"/>
-        </w:rPr>
-        <w:tab/>
-      </w:r>
-      <w:r>
-        <w:rPr>
-          <w:b/>
-          <w:bCs/>
-          <w:sz w:val="22"/>
-          <w:szCs w:val="22"/>
-        </w:rPr>
-        <w:tab/>
-      </w:r>
-      <w:r>
-        <w:rPr>
-          <w:b/>
-          <w:bCs/>
-          <w:sz w:val="22"/>
-          <w:szCs w:val="22"/>
-        </w:rPr>
-        <w:tab/>
-      </w:r>
-      <w:r>
-        <w:rPr>
-          <w:b/>
-          <w:bCs/>
-          <w:sz w:val="22"/>
-          <w:szCs w:val="22"/>
-        </w:rPr>
-        <w:tab/>
-      </w:r>
-      <w:r>
-        <w:rPr>
-          <w:b/>
-          <w:bCs/>
-          <w:sz w:val="22"/>
-          <w:szCs w:val="22"/>
-        </w:rPr>
-        <w:tab/>
-      </w:r>
-      <w:r>
-        <w:rPr>
-          <w:b/>
-          <w:bCs/>
-          <w:sz w:val="22"/>
-          <w:szCs w:val="22"/>
-        </w:rPr>
-        <w:t>August 2020</w:t>
-      </w:r>
-    </w:p>
-    <w:p>
-      <w:pPr>
-        <w:pStyle w:val="Date"/>
-        <w:tabs>
-          <w:tab w:val="clear" w:pos="2160"/>
-          <w:tab w:val="left" w:pos="1800"/>
-          <w:tab w:val="right" w:pos="9360"/>
-        </w:tabs>
-        <w:spacing w:before="0"/>
-        <w:rPr>
-          <w:sz w:val="22"/>
-          <w:szCs w:val="22"/>
-        </w:rPr>
-      </w:pPr>
-      <w:r>
-        <w:rPr>
-          <w:sz w:val="22"/>
-          <w:szCs w:val="22"/>
-        </w:rPr>
-        <w:t>Western Governors University, Salt Lake City, UT</w:t>
-      </w:r>
-    </w:p>
-    <w:p>
-      <w:pPr>
-        <w:pStyle w:val="ListParagraph"/>
-        <w:rPr>
-          <w:sz w:val="22"/>
-          <w:szCs w:val="22"/>
-          <w:u w:val="single"/>
-        </w:rPr>
-      </w:pPr>
-    </w:p>
-    <w:p>
-      <w:pPr>
-        <w:rPr>
-          <w:color w:val="000000"/>
-          <w:sz w:val="22"/>
-          <w:szCs w:val="22"/>
-        </w:rPr>
-      </w:pPr>
-      <w:r>
-        <w:rPr>
-          <w:b/>
-          <w:sz w:val="22"/>
-          <w:szCs w:val="22"/>
-        </w:rPr>
-        <w:t xml:space="preserve">Bachelor of Science in Information Systems Management                                        </w:t>
-      </w:r>
-      <w:r>
-        <w:rPr>
-          <w:b/>
-          <w:sz w:val="22"/>
-          <w:szCs w:val="22"/>
-        </w:rPr>
-        <w:tab/>
-      </w:r>
-      <w:r>
-        <w:rPr>
-          <w:b/>
-          <w:sz w:val="22"/>
-          <w:szCs w:val="22"/>
-        </w:rPr>
-        <w:t xml:space="preserve">                 May 2019</w:t>
-      </w:r>
-    </w:p>
-    <w:p>
-      <w:pPr>
-        <w:rPr>
-          <w:sz w:val="22"/>
-          <w:szCs w:val="22"/>
-        </w:rPr>
-      </w:pPr>
-      <w:r>
-        <w:rPr>
-          <w:sz w:val="22"/>
-          <w:szCs w:val="22"/>
-        </w:rPr>
-        <w:t>Auburn University, Auburn, AL</w:t>
-      </w:r>
-    </w:p>
-    <w:p/>
     <w:p>
       <w:pPr>
         <w:pStyle w:val="Heading2"/>
@@ -1688,9 +1430,10 @@
     </w:p>
     <w:p>
       <w:pPr>
+        <w:pStyle w:val="ListParagraph"/>
         <w:numPr>
           <w:ilvl w:val="0"/>
-          <w:numId w:val="40"/>
+          <w:numId w:val="5"/>
         </w:numPr>
         <w:rPr>
           <w:sz w:val="22"/>
@@ -1702,21 +1445,15 @@
           <w:sz w:val="22"/>
           <w:szCs w:val="22"/>
         </w:rPr>
-        <w:t>T</w:t>
-      </w:r>
-      <w:r>
-        <w:rPr>
-          <w:sz w:val="22"/>
-          <w:szCs w:val="22"/>
-        </w:rPr>
-        <w:t>est and troubleshoot vulnerabilities in software and hardware.</w:t>
+        <w:t>Build and manage virtual machines (VMs) using vSphere and Azure Arc, optimizing resource allocation and performance.</w:t>
       </w:r>
     </w:p>
     <w:p>
       <w:pPr>
+        <w:pStyle w:val="ListParagraph"/>
         <w:numPr>
           <w:ilvl w:val="0"/>
-          <w:numId w:val="40"/>
+          <w:numId w:val="5"/>
         </w:numPr>
         <w:rPr>
           <w:sz w:val="22"/>
@@ -1728,21 +1465,15 @@
           <w:sz w:val="22"/>
           <w:szCs w:val="22"/>
         </w:rPr>
-        <w:t>I</w:t>
-      </w:r>
-      <w:r>
-        <w:rPr>
-          <w:sz w:val="22"/>
-          <w:szCs w:val="22"/>
-        </w:rPr>
-        <w:t>nstall and upgrade software.</w:t>
+        <w:t>Manage system updates, certificates, and patch deployments using WSUS and automated scripts in PowerShell.</w:t>
       </w:r>
     </w:p>
     <w:p>
       <w:pPr>
+        <w:pStyle w:val="ListParagraph"/>
         <w:numPr>
           <w:ilvl w:val="0"/>
-          <w:numId w:val="40"/>
+          <w:numId w:val="5"/>
         </w:numPr>
         <w:rPr>
           <w:sz w:val="22"/>
@@ -1754,21 +1485,15 @@
           <w:sz w:val="22"/>
           <w:szCs w:val="22"/>
         </w:rPr>
-        <w:t>R</w:t>
-      </w:r>
-      <w:r>
-        <w:rPr>
-          <w:sz w:val="22"/>
-          <w:szCs w:val="22"/>
-        </w:rPr>
-        <w:t>ecognize, analyze, and solve a variety of problems.</w:t>
+        <w:t>Configure and manage firewall rules using Group Policy Objects (GPO) to enhance network security and enforce organizational policies.</w:t>
       </w:r>
     </w:p>
     <w:p>
       <w:pPr>
+        <w:pStyle w:val="ListParagraph"/>
         <w:numPr>
           <w:ilvl w:val="0"/>
-          <w:numId w:val="40"/>
+          <w:numId w:val="5"/>
         </w:numPr>
         <w:rPr>
           <w:sz w:val="22"/>
@@ -1780,14 +1505,87 @@
           <w:sz w:val="22"/>
           <w:szCs w:val="22"/>
         </w:rPr>
-        <w:t>C</w:t>
-      </w:r>
-      <w:r>
-        <w:rPr>
-          <w:sz w:val="22"/>
-          <w:szCs w:val="22"/>
-        </w:rPr>
-        <w:t>ommunicate technical concepts to a non-technical audience.</w:t>
+        <w:t>Troubleshoot software and hardware issues, achieving rapid resolution using tools like Remote Desktop.</w:t>
+      </w:r>
+    </w:p>
+    <w:p>
+      <w:pPr>
+        <w:pStyle w:val="ListParagraph"/>
+        <w:numPr>
+          <w:ilvl w:val="0"/>
+          <w:numId w:val="5"/>
+        </w:numPr>
+        <w:rPr>
+          <w:sz w:val="22"/>
+          <w:szCs w:val="22"/>
+        </w:rPr>
+      </w:pPr>
+      <w:r>
+        <w:rPr>
+          <w:sz w:val="22"/>
+          <w:szCs w:val="22"/>
+        </w:rPr>
+        <w:t>Conduct vulnerability assessments and mitigate risks using Qualys, enhancing system security and compliance.</w:t>
+      </w:r>
+    </w:p>
+    <w:p>
+      <w:pPr>
+        <w:pStyle w:val="ListParagraph"/>
+        <w:numPr>
+          <w:ilvl w:val="0"/>
+          <w:numId w:val="5"/>
+        </w:numPr>
+        <w:rPr>
+          <w:sz w:val="22"/>
+          <w:szCs w:val="22"/>
+        </w:rPr>
+      </w:pPr>
+      <w:r>
+        <w:rPr>
+          <w:sz w:val="22"/>
+          <w:szCs w:val="22"/>
+        </w:rPr>
+        <w:t>Leverage Nagios for monitoring and alerting services, ensuring real-time detection and resolution of issues across servers, switches, applications, and services.</w:t>
+      </w:r>
+    </w:p>
+    <w:p>
+      <w:pPr>
+        <w:pStyle w:val="ListParagraph"/>
+        <w:numPr>
+          <w:ilvl w:val="0"/>
+          <w:numId w:val="5"/>
+        </w:numPr>
+        <w:rPr>
+          <w:sz w:val="22"/>
+          <w:szCs w:val="22"/>
+        </w:rPr>
+      </w:pPr>
+      <w:r>
+        <w:rPr>
+          <w:sz w:val="22"/>
+          <w:szCs w:val="22"/>
+        </w:rPr>
+        <w:t>Utilize GitHub for version control and collaborative development of IT solutions.</w:t>
+      </w:r>
+    </w:p>
+    <w:p>
+      <w:pPr>
+        <w:pStyle w:val="ListParagraph"/>
+        <w:numPr>
+          <w:ilvl w:val="0"/>
+          <w:numId w:val="5"/>
+        </w:numPr>
+        <w:rPr>
+          <w:sz w:val="18"/>
+          <w:szCs w:val="18"/>
+        </w:rPr>
+      </w:pPr>
+      <w:r>
+        <w:rPr>
+          <w:sz w:val="22"/>
+          <w:szCs w:val="22"/>
+        </w:rPr>
+        <w:t>Communicate technical processes and solutions effectively to non-technical audiences, fostering cross-departmental understanding.</w:t>
       </w:r>
     </w:p>
     <w:p/>
@@ -1817,7 +1615,6 @@
           <w:sz w:val="22"/>
           <w:szCs w:val="22"/>
         </w:rPr>
-        <w:lastRenderedPageBreak/>
         <w:t>Information Technology Specialist</w:t>
       </w:r>
     </w:p>
@@ -1885,7 +1682,7 @@
           <w:sz w:val="22"/>
           <w:szCs w:val="22"/>
         </w:rPr>
-        <w:t xml:space="preserve"> February</w:t>
+        <w:t xml:space="preserve"> </w:t>
       </w:r>
       <w:r>
         <w:rPr>
@@ -1894,7 +1691,25 @@
           <w:sz w:val="22"/>
           <w:szCs w:val="22"/>
         </w:rPr>
-        <w:t xml:space="preserve"> 2021 – </w:t>
+        <w:t>February</w:t>
+      </w:r>
+      <w:r>
+        <w:rPr>
+          <w:b/>
+          <w:bCs/>
+          <w:sz w:val="22"/>
+          <w:szCs w:val="22"/>
+        </w:rPr>
+        <w:t xml:space="preserve"> </w:t>
+      </w:r>
+      <w:r>
+        <w:rPr>
+          <w:b/>
+          <w:bCs/>
+          <w:sz w:val="22"/>
+          <w:szCs w:val="22"/>
+        </w:rPr>
+        <w:t xml:space="preserve">2021 – </w:t>
       </w:r>
       <w:r>
         <w:rPr>
@@ -1929,6 +1744,7 @@
           <w:sz w:val="22"/>
           <w:szCs w:val="22"/>
         </w:rPr>
+        <w:lastRenderedPageBreak/>
         <w:t>Configured laptops for seamless integration with Microsoft Intune's mobile device management.</w:t>
       </w:r>
     </w:p>
@@ -2145,7 +1961,23 @@
           <w:sz w:val="22"/>
           <w:szCs w:val="22"/>
         </w:rPr>
-        <w:t>Managed and delivered technology support, resulting in a 99% uptime of classroom, lab, and conference room technology resources.</w:t>
+        <w:t xml:space="preserve">Managed and delivered technology support, resulting in a 99% </w:t>
+      </w:r>
+      <w:proofErr w:type="gramStart"/>
+      <w:r>
+        <w:rPr>
+          <w:sz w:val="22"/>
+          <w:szCs w:val="22"/>
+        </w:rPr>
+        <w:t>uptime</w:t>
+      </w:r>
+      <w:proofErr w:type="gramEnd"/>
+      <w:r>
+        <w:rPr>
+          <w:sz w:val="22"/>
+          <w:szCs w:val="22"/>
+        </w:rPr>
+        <w:t xml:space="preserve"> of classroom, lab, and conference room technology resources.</w:t>
       </w:r>
     </w:p>
     <w:p>
@@ -2233,7 +2065,248 @@
         </w:rPr>
         <w:t>Executed hardware and software installations while delivering top-notch customer care and training.</w:t>
       </w:r>
+      <w:r>
+        <w:rPr>
+          <w:sz w:val="22"/>
+          <w:szCs w:val="22"/>
+        </w:rPr>
+        <w:br/>
+      </w:r>
     </w:p>
+    <w:p>
+      <w:pPr>
+        <w:pStyle w:val="Heading5"/>
+        <w:rPr>
+          <w:rFonts w:ascii="Times New Roman" w:hAnsi="Times New Roman"/>
+          <w:sz w:val="22"/>
+          <w:szCs w:val="22"/>
+          <w:u w:val="single"/>
+        </w:rPr>
+      </w:pPr>
+      <w:r>
+        <w:rPr>
+          <w:rFonts w:ascii="Times New Roman" w:hAnsi="Times New Roman"/>
+          <w:sz w:val="22"/>
+          <w:szCs w:val="22"/>
+          <w:u w:val="single"/>
+        </w:rPr>
+        <w:t>EDUCATION</w:t>
+      </w:r>
+    </w:p>
+    <w:p>
+      <w:r>
+        <w:rPr>
+          <w:b/>
+          <w:bCs/>
+          <w:sz w:val="22"/>
+          <w:szCs w:val="22"/>
+        </w:rPr>
+        <w:t>Bachelor</w:t>
+      </w:r>
+      <w:r>
+        <w:rPr>
+          <w:b/>
+          <w:bCs/>
+          <w:sz w:val="22"/>
+          <w:szCs w:val="22"/>
+        </w:rPr>
+        <w:t xml:space="preserve"> of Science in </w:t>
+      </w:r>
+      <w:r>
+        <w:rPr>
+          <w:b/>
+          <w:bCs/>
+          <w:sz w:val="22"/>
+          <w:szCs w:val="22"/>
+        </w:rPr>
+        <w:t>Software Engineering</w:t>
+      </w:r>
+      <w:r>
+        <w:rPr>
+          <w:b/>
+          <w:bCs/>
+          <w:sz w:val="22"/>
+          <w:szCs w:val="22"/>
+        </w:rPr>
+        <w:tab/>
+      </w:r>
+      <w:r>
+        <w:rPr>
+          <w:b/>
+          <w:bCs/>
+          <w:sz w:val="22"/>
+          <w:szCs w:val="22"/>
+        </w:rPr>
+        <w:tab/>
+      </w:r>
+      <w:r>
+        <w:rPr>
+          <w:b/>
+          <w:bCs/>
+          <w:sz w:val="22"/>
+          <w:szCs w:val="22"/>
+        </w:rPr>
+        <w:tab/>
+      </w:r>
+      <w:r>
+        <w:rPr>
+          <w:b/>
+          <w:bCs/>
+          <w:sz w:val="22"/>
+          <w:szCs w:val="22"/>
+        </w:rPr>
+        <w:tab/>
+      </w:r>
+      <w:r>
+        <w:rPr>
+          <w:b/>
+          <w:bCs/>
+          <w:sz w:val="22"/>
+          <w:szCs w:val="22"/>
+        </w:rPr>
+        <w:tab/>
+      </w:r>
+      <w:r>
+        <w:rPr>
+          <w:b/>
+          <w:bCs/>
+          <w:sz w:val="22"/>
+          <w:szCs w:val="22"/>
+        </w:rPr>
+        <w:tab/>
+      </w:r>
+      <w:r>
+        <w:rPr>
+          <w:b/>
+          <w:bCs/>
+          <w:sz w:val="22"/>
+          <w:szCs w:val="22"/>
+        </w:rPr>
+        <w:tab/>
+      </w:r>
+    </w:p>
+    <w:p>
+      <w:pPr>
+        <w:pStyle w:val="Date"/>
+        <w:tabs>
+          <w:tab w:val="clear" w:pos="2160"/>
+          <w:tab w:val="left" w:pos="1800"/>
+          <w:tab w:val="right" w:pos="9360"/>
+        </w:tabs>
+        <w:spacing w:before="0"/>
+        <w:rPr>
+          <w:sz w:val="22"/>
+          <w:szCs w:val="22"/>
+        </w:rPr>
+      </w:pPr>
+      <w:r>
+        <w:rPr>
+          <w:sz w:val="22"/>
+          <w:szCs w:val="22"/>
+        </w:rPr>
+        <w:t>Western Governors University, Salt Lake City, UT</w:t>
+      </w:r>
+    </w:p>
+    <w:p>
+      <w:pPr>
+        <w:pStyle w:val="ListParagraph"/>
+        <w:numPr>
+          <w:ilvl w:val="0"/>
+          <w:numId w:val="39"/>
+        </w:numPr>
+        <w:rPr>
+          <w:sz w:val="22"/>
+          <w:szCs w:val="22"/>
+        </w:rPr>
+      </w:pPr>
+      <w:r>
+        <w:rPr>
+          <w:sz w:val="22"/>
+          <w:szCs w:val="22"/>
+        </w:rPr>
+        <w:t>Courses Included: Version Control, Data Structures and Algorithms, JavaScript/Angular Programing, Advanced Data Management, Java Fundamentals, Java Frameworks, Advanced Java, and Front-End Development</w:t>
+      </w:r>
+    </w:p>
+    <w:p/>
+    <w:p>
+      <w:r>
+        <w:rPr>
+          <w:b/>
+          <w:bCs/>
+          <w:sz w:val="22"/>
+          <w:szCs w:val="22"/>
+        </w:rPr>
+        <w:t>Master of Science in Information Technology Management</w:t>
+      </w:r>
+      <w:r>
+        <w:rPr>
+          <w:b/>
+          <w:bCs/>
+          <w:sz w:val="22"/>
+          <w:szCs w:val="22"/>
+        </w:rPr>
+        <w:tab/>
+      </w:r>
+      <w:r>
+        <w:rPr>
+          <w:b/>
+          <w:bCs/>
+          <w:sz w:val="22"/>
+          <w:szCs w:val="22"/>
+        </w:rPr>
+        <w:tab/>
+      </w:r>
+      <w:r>
+        <w:rPr>
+          <w:b/>
+          <w:bCs/>
+          <w:sz w:val="22"/>
+          <w:szCs w:val="22"/>
+        </w:rPr>
+        <w:tab/>
+      </w:r>
+      <w:r>
+        <w:rPr>
+          <w:b/>
+          <w:bCs/>
+          <w:sz w:val="22"/>
+          <w:szCs w:val="22"/>
+        </w:rPr>
+        <w:tab/>
+      </w:r>
+      <w:r>
+        <w:rPr>
+          <w:b/>
+          <w:bCs/>
+          <w:sz w:val="22"/>
+          <w:szCs w:val="22"/>
+        </w:rPr>
+        <w:tab/>
+      </w:r>
+    </w:p>
+    <w:p>
+      <w:pPr>
+        <w:pStyle w:val="Date"/>
+        <w:tabs>
+          <w:tab w:val="clear" w:pos="2160"/>
+          <w:tab w:val="left" w:pos="1800"/>
+          <w:tab w:val="right" w:pos="9360"/>
+        </w:tabs>
+        <w:spacing w:before="0"/>
+        <w:rPr>
+          <w:sz w:val="22"/>
+          <w:szCs w:val="22"/>
+        </w:rPr>
+      </w:pPr>
+      <w:r>
+        <w:rPr>
+          <w:sz w:val="22"/>
+          <w:szCs w:val="22"/>
+        </w:rPr>
+        <w:t>Western Governors University, Salt Lake City, UT</w:t>
+      </w:r>
+    </w:p>
+    <w:p/>
     <w:p>
       <w:pPr>
         <w:pStyle w:val="Position"/>
@@ -2261,7 +2334,7 @@
 </file>
 
 <file path=word/numbering.xml><?xml version="1.0" encoding="utf-8"?>
-<w:numbering xmlns:wpc="http://schemas.microsoft.com/office/word/2010/wordprocessingCanvas" xmlns:cx="http://schemas.microsoft.com/office/drawing/2014/chartex" xmlns:cx1="http://schemas.microsoft.com/office/drawing/2015/9/8/chartex" xmlns:cx2="http://schemas.microsoft.com/office/drawing/2015/10/21/chartex" xmlns:cx3="http://schemas.microsoft.com/office/drawing/2016/5/9/chartex" xmlns:cx4="http://schemas.microsoft.com/office/drawing/2016/5/10/chartex" xmlns:cx5="http://schemas.microsoft.com/office/drawing/2016/5/11/chartex" xmlns:cx6="http://schemas.microsoft.com/office/drawing/2016/5/12/chartex" xmlns:cx7="http://schemas.microsoft.com/office/drawing/2016/5/13/chartex" xmlns:cx8="http://schemas.microsoft.com/office/drawing/2016/5/14/chartex" xmlns:mc="http://schemas.openxmlformats.org/markup-compatibility/2006" xmlns:aink="http://schemas.microsoft.com/office/drawing/2016/ink" xmlns:am3d="http://schemas.microsoft.com/office/drawing/2017/model3d" xmlns:o="urn:schemas-microsoft-com:office:office" xmlns:oel="http://schemas.microsoft.com/office/2019/extlst" xmlns:r="http://schemas.openxmlformats.org/officeDocument/2006/relationships" xmlns:m="http://schemas.openxmlformats.org/officeDocument/2006/math" xmlns:v="urn:schemas-microsoft-com:vml" xmlns:wp14="http://schemas.microsoft.com/office/word/2010/wordprocessingDrawing" xmlns:wp="http://schemas.openxmlformats.org/drawingml/2006/wordprocessingDrawing" xmlns:w10="urn:schemas-microsoft-com:office:word" xmlns:w="http://schemas.openxmlformats.org/wordprocessingml/2006/main" xmlns:w14="http://schemas.microsoft.com/office/word/2010/wordml" xmlns:w15="http://schemas.microsoft.com/office/word/2012/wordml" xmlns:w16cex="http://schemas.microsoft.com/office/word/2018/wordml/cex" xmlns:w16cid="http://schemas.microsoft.com/office/word/2016/wordml/cid" xmlns:w16="http://schemas.microsoft.com/office/word/2018/wordml" xmlns:w16du="http://schemas.microsoft.com/office/word/2023/wordml/word16du" xmlns:w16sdtdh="http://schemas.microsoft.com/office/word/2020/wordml/sdtdatahash" xmlns:w16se="http://schemas.microsoft.com/office/word/2015/wordml/symex" xmlns:wpg="http://schemas.microsoft.com/office/word/2010/wordprocessingGroup" xmlns:wpi="http://schemas.microsoft.com/office/word/2010/wordprocessingInk" xmlns:wne="http://schemas.microsoft.com/office/word/2006/wordml" xmlns:wps="http://schemas.microsoft.com/office/word/2010/wordprocessingShape" mc:Ignorable="w14 w15 w16se w16cid w16 w16cex w16sdtdh w16du wp14">
+<w:numbering xmlns:wpc="http://schemas.microsoft.com/office/word/2010/wordprocessingCanvas" xmlns:cx="http://schemas.microsoft.com/office/drawing/2014/chartex" xmlns:cx1="http://schemas.microsoft.com/office/drawing/2015/9/8/chartex" xmlns:cx2="http://schemas.microsoft.com/office/drawing/2015/10/21/chartex" xmlns:cx3="http://schemas.microsoft.com/office/drawing/2016/5/9/chartex" xmlns:cx4="http://schemas.microsoft.com/office/drawing/2016/5/10/chartex" xmlns:cx5="http://schemas.microsoft.com/office/drawing/2016/5/11/chartex" xmlns:cx6="http://schemas.microsoft.com/office/drawing/2016/5/12/chartex" xmlns:cx7="http://schemas.microsoft.com/office/drawing/2016/5/13/chartex" xmlns:cx8="http://schemas.microsoft.com/office/drawing/2016/5/14/chartex" xmlns:mc="http://schemas.openxmlformats.org/markup-compatibility/2006" xmlns:aink="http://schemas.microsoft.com/office/drawing/2016/ink" xmlns:am3d="http://schemas.microsoft.com/office/drawing/2017/model3d" xmlns:o="urn:schemas-microsoft-com:office:office" xmlns:oel="http://schemas.microsoft.com/office/2019/extlst" xmlns:r="http://schemas.openxmlformats.org/officeDocument/2006/relationships" xmlns:m="http://schemas.openxmlformats.org/officeDocument/2006/math" xmlns:v="urn:schemas-microsoft-com:vml" xmlns:wp14="http://schemas.microsoft.com/office/word/2010/wordprocessingDrawing" xmlns:wp="http://schemas.openxmlformats.org/drawingml/2006/wordprocessingDrawing" xmlns:w10="urn:schemas-microsoft-com:office:word" xmlns:w="http://schemas.openxmlformats.org/wordprocessingml/2006/main" xmlns:w14="http://schemas.microsoft.com/office/word/2010/wordml" xmlns:w15="http://schemas.microsoft.com/office/word/2012/wordml" xmlns:w16cex="http://schemas.microsoft.com/office/word/2018/wordml/cex" xmlns:w16cid="http://schemas.microsoft.com/office/word/2016/wordml/cid" xmlns:w16="http://schemas.microsoft.com/office/word/2018/wordml" xmlns:w16du="http://schemas.microsoft.com/office/word/2023/wordml/word16du" xmlns:w16sdtdh="http://schemas.microsoft.com/office/word/2020/wordml/sdtdatahash" xmlns:w16sdtfl="http://schemas.microsoft.com/office/word/2024/wordml/sdtformatlock" xmlns:w16se="http://schemas.microsoft.com/office/word/2015/wordml/symex" xmlns:wpg="http://schemas.microsoft.com/office/word/2010/wordprocessingGroup" xmlns:wpi="http://schemas.microsoft.com/office/word/2010/wordprocessingInk" xmlns:wne="http://schemas.microsoft.com/office/word/2006/wordml" xmlns:wps="http://schemas.microsoft.com/office/word/2010/wordprocessingShape" mc:Ignorable="w14 w15 w16se w16cid w16 w16cex w16sdtdh w16sdtfl w16du wp14">
   <w:abstractNum w:abstractNumId="0" w15:restartNumberingAfterBreak="0">
     <w:nsid w:val="FFFFFFFE"/>
     <w:multiLevelType w:val="singleLevel"/>
@@ -6857,7 +6930,7 @@
 </file>
 
 <file path=word/styles.xml><?xml version="1.0" encoding="utf-8"?>
-<w:styles xmlns:mc="http://schemas.openxmlformats.org/markup-compatibility/2006" xmlns:r="http://schemas.openxmlformats.org/officeDocument/2006/relationships" xmlns:w="http://schemas.openxmlformats.org/wordprocessingml/2006/main" xmlns:w14="http://schemas.microsoft.com/office/word/2010/wordml" xmlns:w15="http://schemas.microsoft.com/office/word/2012/wordml" xmlns:w16cex="http://schemas.microsoft.com/office/word/2018/wordml/cex" xmlns:w16cid="http://schemas.microsoft.com/office/word/2016/wordml/cid" xmlns:w16="http://schemas.microsoft.com/office/word/2018/wordml" xmlns:w16du="http://schemas.microsoft.com/office/word/2023/wordml/word16du" xmlns:w16sdtdh="http://schemas.microsoft.com/office/word/2020/wordml/sdtdatahash" xmlns:w16se="http://schemas.microsoft.com/office/word/2015/wordml/symex" mc:Ignorable="w14 w15 w16se w16cid w16 w16cex w16sdtdh w16du">
+<w:styles xmlns:mc="http://schemas.openxmlformats.org/markup-compatibility/2006" xmlns:r="http://schemas.openxmlformats.org/officeDocument/2006/relationships" xmlns:w="http://schemas.openxmlformats.org/wordprocessingml/2006/main" xmlns:w14="http://schemas.microsoft.com/office/word/2010/wordml" xmlns:w15="http://schemas.microsoft.com/office/word/2012/wordml" xmlns:w16cex="http://schemas.microsoft.com/office/word/2018/wordml/cex" xmlns:w16cid="http://schemas.microsoft.com/office/word/2016/wordml/cid" xmlns:w16="http://schemas.microsoft.com/office/word/2018/wordml" xmlns:w16du="http://schemas.microsoft.com/office/word/2023/wordml/word16du" xmlns:w16sdtdh="http://schemas.microsoft.com/office/word/2020/wordml/sdtdatahash" xmlns:w16sdtfl="http://schemas.microsoft.com/office/word/2024/wordml/sdtformatlock" xmlns:w16se="http://schemas.microsoft.com/office/word/2015/wordml/symex" mc:Ignorable="w14 w15 w16se w16cid w16 w16cex w16sdtdh w16sdtfl w16du">
   <w:docDefaults>
     <w:rPrDefault>
       <w:rPr>
@@ -7987,6 +8060,21 @@
 </file>
 
 <file path=customXml/item2.xml><?xml version="1.0" encoding="utf-8"?>
+<p:properties xmlns:p="http://schemas.microsoft.com/office/2006/metadata/properties" xmlns:xsi="http://www.w3.org/2001/XMLSchema-instance" xmlns:pc="http://schemas.microsoft.com/office/infopath/2007/PartnerControls">
+  <documentManagement/>
+</p:properties>
+</file>
+
+<file path=customXml/item3.xml><?xml version="1.0" encoding="utf-8"?>
+<?mso-contentType ?>
+<FormTemplates xmlns="http://schemas.microsoft.com/sharepoint/v3/contenttype/forms">
+  <Display>DocumentLibraryForm</Display>
+  <Edit>DocumentLibraryForm</Edit>
+  <New>DocumentLibraryForm</New>
+</FormTemplates>
+</file>
+
+<file path=customXml/item4.xml><?xml version="1.0" encoding="utf-8"?>
 <ct:contentTypeSchema xmlns:ct="http://schemas.microsoft.com/office/2006/metadata/contentType" xmlns:ma="http://schemas.microsoft.com/office/2006/metadata/properties/metaAttributes" ct:_="" ma:_="" ma:contentTypeName="Document" ma:contentTypeID="0x01010030C355D8135D4B4E8521D51969CA2415" ma:contentTypeVersion="2" ma:contentTypeDescription="Create a new document." ma:contentTypeScope="" ma:versionID="e1f2a79d55d8496ca1e3d19cbdb8453e">
   <xsd:schema xmlns:xsd="http://www.w3.org/2001/XMLSchema" xmlns:xs="http://www.w3.org/2001/XMLSchema" xmlns:p="http://schemas.microsoft.com/office/2006/metadata/properties" xmlns:ns2="15fe8095-259a-4a20-8619-f9e6b1b7be04" targetNamespace="http://schemas.microsoft.com/office/2006/metadata/properties" ma:root="true" ma:fieldsID="d809313748d4fbe3218e44a290e1025b" ns2:_="">
     <xsd:import namespace="15fe8095-259a-4a20-8619-f9e6b1b7be04"/>
@@ -8118,21 +8206,6 @@
 </ct:contentTypeSchema>
 </file>
 
-<file path=customXml/item3.xml><?xml version="1.0" encoding="utf-8"?>
-<?mso-contentType ?>
-<FormTemplates xmlns="http://schemas.microsoft.com/sharepoint/v3/contenttype/forms">
-  <Display>DocumentLibraryForm</Display>
-  <Edit>DocumentLibraryForm</Edit>
-  <New>DocumentLibraryForm</New>
-</FormTemplates>
-</file>
-
-<file path=customXml/item4.xml><?xml version="1.0" encoding="utf-8"?>
-<p:properties xmlns:p="http://schemas.microsoft.com/office/2006/metadata/properties" xmlns:xsi="http://www.w3.org/2001/XMLSchema-instance" xmlns:pc="http://schemas.microsoft.com/office/infopath/2007/PartnerControls">
-  <documentManagement/>
-</p:properties>
-</file>
-
 <file path=customXml/itemProps1.xml><?xml version="1.0" encoding="utf-8"?>
 <ds:datastoreItem xmlns:ds="http://schemas.openxmlformats.org/officeDocument/2006/customXml" ds:itemID="{6C7C9D23-C8B0-4F71-9A6D-2B0C97D35B35}">
   <ds:schemaRefs>
@@ -8142,6 +8215,23 @@
 </file>
 
 <file path=customXml/itemProps2.xml><?xml version="1.0" encoding="utf-8"?>
+<ds:datastoreItem xmlns:ds="http://schemas.openxmlformats.org/officeDocument/2006/customXml" ds:itemID="{22CC9398-94CA-4046-B542-B0B62AB7C5AB}">
+  <ds:schemaRefs>
+    <ds:schemaRef ds:uri="http://schemas.microsoft.com/office/2006/metadata/properties"/>
+    <ds:schemaRef ds:uri="http://schemas.microsoft.com/office/infopath/2007/PartnerControls"/>
+  </ds:schemaRefs>
+</ds:datastoreItem>
+</file>
+
+<file path=customXml/itemProps3.xml><?xml version="1.0" encoding="utf-8"?>
+<ds:datastoreItem xmlns:ds="http://schemas.openxmlformats.org/officeDocument/2006/customXml" ds:itemID="{BF6D366E-92D7-485D-9C05-A659654CD0EA}">
+  <ds:schemaRefs>
+    <ds:schemaRef ds:uri="http://schemas.microsoft.com/sharepoint/v3/contenttype/forms"/>
+  </ds:schemaRefs>
+</ds:datastoreItem>
+</file>
+
+<file path=customXml/itemProps4.xml><?xml version="1.0" encoding="utf-8"?>
 <ds:datastoreItem xmlns:ds="http://schemas.openxmlformats.org/officeDocument/2006/customXml" ds:itemID="{98EA7DFA-C0A1-4CD1-87A9-6ECBA5675224}">
   <ds:schemaRefs>
     <ds:schemaRef ds:uri="http://schemas.microsoft.com/office/2006/metadata/contentType"/>
@@ -8157,21 +8247,4 @@
     <ds:schemaRef ds:uri="http://schemas.microsoft.com/internal/obd"/>
   </ds:schemaRefs>
 </ds:datastoreItem>
-</file>
-
-<file path=customXml/itemProps3.xml><?xml version="1.0" encoding="utf-8"?>
-<ds:datastoreItem xmlns:ds="http://schemas.openxmlformats.org/officeDocument/2006/customXml" ds:itemID="{BF6D366E-92D7-485D-9C05-A659654CD0EA}">
-  <ds:schemaRefs>
-    <ds:schemaRef ds:uri="http://schemas.microsoft.com/sharepoint/v3/contenttype/forms"/>
-  </ds:schemaRefs>
-</ds:datastoreItem>
-</file>
-
-<file path=customXml/itemProps4.xml><?xml version="1.0" encoding="utf-8"?>
-<ds:datastoreItem xmlns:ds="http://schemas.openxmlformats.org/officeDocument/2006/customXml" ds:itemID="{22CC9398-94CA-4046-B542-B0B62AB7C5AB}">
-  <ds:schemaRefs>
-    <ds:schemaRef ds:uri="http://schemas.microsoft.com/office/2006/metadata/properties"/>
-    <ds:schemaRef ds:uri="http://schemas.microsoft.com/office/infopath/2007/PartnerControls"/>
-  </ds:schemaRefs>
-</ds:datastoreItem>
 </file>